--- a/src/lib/documents/templates/iio2_royxat.docx
+++ b/src/lib/documents/templates/iio2_royxat.docx
@@ -82,168 +82,41 @@
         <w:gridCol w:w="6710"/>
       </w:tblGrid>
       <w:tr>
+        <w:trPr>
+          <w:trHeight w:val="699"/>
+        </w:trPr>
         <w:tc>
           <w:tcPr>
-            <w:tcW w:w="2783" w:type="dxa"/>
+            <w:tcW w:w="9493" w:type="dxa"/>
+            <w:gridSpan w:val="2"/>
           </w:tcPr>
           <w:p>
             <w:pPr>
               <w:jc w:val="right"/>
             </w:pPr>
+            <w:r>
+              <w:t xml:space="preserve">O‘ZBEKISTON RESPUBLIKASI </w:t>
+            </w:r>
           </w:p>
-        </w:tc>
-        <w:tc>
-          <w:tcPr>
-            <w:tcW w:w="6710" w:type="dxa"/>
-          </w:tcPr>
+          <w:p>
+            <w:pPr>
+              <w:jc w:val="right"/>
+            </w:pPr>
+            <w:r>
+              <w:t xml:space="preserve">{{district_office}} </w:t>
+            </w:r>
+          </w:p>
           <w:p>
             <w:pPr>
               <w:jc w:val="right"/>
             </w:pPr>
             <w:proofErr w:type="spellStart"/>
             <w:r>
-              <w:t>O‘zbekiston</w:t>
+              <w:t xml:space="preserve"/>
             </w:r>
             <w:proofErr w:type="spellEnd"/>
             <w:r>
-              <w:t xml:space="preserve"> </w:t>
-            </w:r>
-            <w:proofErr w:type="spellStart"/>
-            <w:r>
-              <w:t>Respublikasi</w:t>
-            </w:r>
-            <w:proofErr w:type="spellEnd"/>
-            <w:r>
-              <w:t xml:space="preserve"> </w:t>
-            </w:r>
-            <w:proofErr w:type="spellStart"/>
-            <w:r>
-              <w:t>hududida</w:t>
-            </w:r>
-            <w:proofErr w:type="spellEnd"/>
-            <w:r>
-              <w:br/>
-            </w:r>
-            <w:proofErr w:type="spellStart"/>
-            <w:r>
-              <w:t>chet</w:t>
-            </w:r>
-            <w:proofErr w:type="spellEnd"/>
-            <w:r>
-              <w:t xml:space="preserve"> el </w:t>
-            </w:r>
-            <w:proofErr w:type="spellStart"/>
-            <w:r>
-              <w:t>fuqarolari</w:t>
-            </w:r>
-            <w:proofErr w:type="spellEnd"/>
-            <w:r>
-              <w:t xml:space="preserve"> </w:t>
-            </w:r>
-            <w:proofErr w:type="spellStart"/>
-            <w:r>
-              <w:t>va</w:t>
-            </w:r>
-            <w:proofErr w:type="spellEnd"/>
-            <w:r>
-              <w:t xml:space="preserve"> </w:t>
-            </w:r>
-            <w:proofErr w:type="spellStart"/>
-            <w:r>
-              <w:t>fuqaroligi</w:t>
-            </w:r>
-            <w:proofErr w:type="spellEnd"/>
-            <w:r>
-              <w:t xml:space="preserve"> </w:t>
-            </w:r>
-            <w:proofErr w:type="spellStart"/>
-            <w:r>
-              <w:t>bo‘lmagan</w:t>
-            </w:r>
-            <w:proofErr w:type="spellEnd"/>
-            <w:r>
-              <w:t xml:space="preserve"> </w:t>
-            </w:r>
-            <w:proofErr w:type="spellStart"/>
-            <w:r>
-              <w:t>shaxslarni</w:t>
-            </w:r>
-            <w:proofErr w:type="spellEnd"/>
-            <w:r>
-              <w:t xml:space="preserve"> </w:t>
-            </w:r>
-            <w:proofErr w:type="spellStart"/>
-            <w:r>
-              <w:t>vaqtincha</w:t>
-            </w:r>
-            <w:proofErr w:type="spellEnd"/>
-            <w:r>
-              <w:br/>
-            </w:r>
-            <w:proofErr w:type="spellStart"/>
-            <w:r>
-              <w:t>turgan</w:t>
-            </w:r>
-            <w:proofErr w:type="spellEnd"/>
-            <w:r>
-              <w:t xml:space="preserve"> </w:t>
-            </w:r>
-            <w:proofErr w:type="spellStart"/>
-            <w:r>
-              <w:t>joyi</w:t>
-            </w:r>
-            <w:proofErr w:type="spellEnd"/>
-            <w:r>
-              <w:t xml:space="preserve"> </w:t>
-            </w:r>
-            <w:proofErr w:type="spellStart"/>
-            <w:r>
-              <w:t>bo‘yicha</w:t>
-            </w:r>
-            <w:proofErr w:type="spellEnd"/>
-            <w:r>
-              <w:t xml:space="preserve"> </w:t>
-            </w:r>
-            <w:proofErr w:type="spellStart"/>
-            <w:r>
-              <w:t>ro‘yxatga</w:t>
-            </w:r>
-            <w:proofErr w:type="spellEnd"/>
-            <w:r>
-              <w:t xml:space="preserve"> </w:t>
-            </w:r>
-            <w:proofErr w:type="spellStart"/>
-            <w:r>
-              <w:t>olish</w:t>
-            </w:r>
-            <w:proofErr w:type="spellEnd"/>
-            <w:r>
-              <w:t xml:space="preserve"> </w:t>
-            </w:r>
-            <w:proofErr w:type="spellStart"/>
-            <w:r>
-              <w:t>tartibi</w:t>
-            </w:r>
-            <w:proofErr w:type="spellEnd"/>
-            <w:r>
-              <w:t xml:space="preserve"> </w:t>
-            </w:r>
-            <w:proofErr w:type="spellStart"/>
-            <w:r>
-              <w:t>to‘g‘risidagi</w:t>
-            </w:r>
-            <w:proofErr w:type="spellEnd"/>
-            <w:r>
-              <w:t xml:space="preserve"> </w:t>
-            </w:r>
-            <w:proofErr w:type="spellStart"/>
-            <w:r>
-              <w:t>nizomga</w:t>
-            </w:r>
-            <w:proofErr w:type="spellEnd"/>
-            <w:r>
-              <w:br/>
-              <w:t>1-ilova</w:t>
+              <w:t xml:space="preserve">BOSHLIG‘IGA</w:t>
             </w:r>
           </w:p>
         </w:tc>
@@ -254,139 +127,6 @@
             <w:tcW w:w="2783" w:type="dxa"/>
           </w:tcPr>
           <w:p>
-            <w:pPr>
-              <w:jc w:val="right"/>
-            </w:pPr>
-          </w:p>
-        </w:tc>
-        <w:tc>
-          <w:tcPr>
-            <w:tcW w:w="6710" w:type="dxa"/>
-          </w:tcPr>
-          <w:p>
-            <w:pPr>
-              <w:jc w:val="center"/>
-              <w:rPr>
-                <w:sz w:val="16"/>
-              </w:rPr>
-            </w:pPr>
-            <w:r>
-              <w:t>________________________________</w:t>
-            </w:r>
-            <w:r>
-              <w:br/>
-            </w:r>
-            <w:r>
-              <w:rPr>
-                <w:sz w:val="16"/>
-              </w:rPr>
-              <w:t xml:space="preserve"> (</w:t>
-            </w:r>
-            <w:proofErr w:type="spellStart"/>
-            <w:r>
-              <w:rPr>
-                <w:sz w:val="16"/>
-              </w:rPr>
-              <w:t>tuman</w:t>
-            </w:r>
-            <w:proofErr w:type="spellEnd"/>
-            <w:r>
-              <w:rPr>
-                <w:sz w:val="16"/>
-              </w:rPr>
-              <w:t xml:space="preserve"> (</w:t>
-            </w:r>
-            <w:proofErr w:type="spellStart"/>
-            <w:r>
-              <w:rPr>
-                <w:sz w:val="16"/>
-              </w:rPr>
-              <w:t>shahar</w:t>
-            </w:r>
-            <w:proofErr w:type="spellEnd"/>
-            <w:r>
-              <w:rPr>
-                <w:sz w:val="16"/>
-              </w:rPr>
-              <w:t xml:space="preserve">) </w:t>
-            </w:r>
-            <w:proofErr w:type="spellStart"/>
-            <w:r>
-              <w:rPr>
-                <w:sz w:val="16"/>
-              </w:rPr>
-              <w:t>nomi</w:t>
-            </w:r>
-            <w:proofErr w:type="spellEnd"/>
-            <w:r>
-              <w:rPr>
-                <w:sz w:val="16"/>
-              </w:rPr>
-              <w:t>)</w:t>
-            </w:r>
-          </w:p>
-          <w:p>
-            <w:pPr>
-              <w:jc w:val="center"/>
-            </w:pPr>
-          </w:p>
-        </w:tc>
-      </w:tr>
-      <w:tr>
-        <w:tc>
-          <w:tcPr>
-            <w:tcW w:w="2783" w:type="dxa"/>
-          </w:tcPr>
-          <w:p>
-            <w:pPr>
-              <w:jc w:val="right"/>
-            </w:pPr>
-          </w:p>
-        </w:tc>
-        <w:tc>
-          <w:tcPr>
-            <w:tcW w:w="6710" w:type="dxa"/>
-          </w:tcPr>
-          <w:p>
-            <w:pPr>
-              <w:rPr>
-                <w:lang w:val="ru-RU"/>
-              </w:rPr>
-            </w:pPr>
-            <w:r>
-              <w:t>____________________________________________</w:t>
-            </w:r>
-            <w:r>
-              <w:rPr>
-                <w:lang w:val="ru-RU"/>
-              </w:rPr>
-              <w:t>_</w:t>
-            </w:r>
-          </w:p>
-          <w:p>
-            <w:proofErr w:type="spellStart"/>
-            <w:r>
-              <w:t>MvaPB</w:t>
-            </w:r>
-            <w:proofErr w:type="spellEnd"/>
-            <w:r>
-              <w:t xml:space="preserve"> </w:t>
-            </w:r>
-            <w:proofErr w:type="spellStart"/>
-            <w:r>
-              <w:t>boshlig‘iga</w:t>
-            </w:r>
-            <w:proofErr w:type="spellEnd"/>
-          </w:p>
-          <w:p/>
-        </w:tc>
-      </w:tr>
-      <w:tr>
-        <w:tc>
-          <w:tcPr>
-            <w:tcW w:w="2783" w:type="dxa"/>
-          </w:tcPr>
-          <w:p>
             <w:proofErr w:type="spellStart"/>
             <w:r>
               <w:t>Chiqish</w:t>
@@ -410,7 +150,7 @@
               <w:t>№</w:t>
             </w:r>
             <w:r>
-              <w:t>_______</w:t>
+              <w:t xml:space="preserve">{{out_no}}</w:t>
             </w:r>
           </w:p>
         </w:tc>
@@ -446,13 +186,7 @@
               <w:t>:</w:t>
             </w:r>
             <w:r>
-              <w:t>_________________</w:t>
-            </w:r>
-            <w:r>
-              <w:rPr>
-                <w:lang w:val="ru-RU"/>
-              </w:rPr>
-              <w:t>_</w:t>
+              <w:t xml:space="preserve">{{doc_date}}</w:t>
             </w:r>
           </w:p>
         </w:tc>
@@ -732,8 +466,7 @@
         <w:gridCol w:w="559"/>
         <w:gridCol w:w="3944"/>
         <w:gridCol w:w="44"/>
-        <w:gridCol w:w="842"/>
-        <w:gridCol w:w="3640"/>
+        <w:gridCol w:w="4482"/>
       </w:tblGrid>
       <w:tr>
         <w:tc>
@@ -760,10 +493,33 @@
               <w:jc w:val="both"/>
             </w:pPr>
             <w:r>
-              <w:t xml:space="preserve">F.I.O: {{full_name}}</w:t>
+              <w:t xml:space="preserve">F.I.O: </w:t>
+            </w:r>
+            <w:r>
+              <w:rPr>
+                <w:rFonts w:cs="Times New Roman"/>
+              </w:rPr>
+              <w:t xml:space="preserve">{{full_name}}</w:t>
             </w:r>
             <w:proofErr w:type="spellStart"/>
             <w:r>
+              <w:rPr>
+                <w:rFonts w:cs="Times New Roman"/>
+              </w:rPr>
+              <w:t xml:space="preserve"/>
+            </w:r>
+            <w:proofErr w:type="spellEnd"/>
+            <w:r>
+              <w:rPr>
+                <w:rFonts w:cs="Times New Roman"/>
+              </w:rPr>
+              <w:t xml:space="preserve"/>
+            </w:r>
+            <w:proofErr w:type="spellStart"/>
+            <w:r>
+              <w:rPr>
+                <w:rFonts w:cs="Times New Roman"/>
+              </w:rPr>
               <w:t xml:space="preserve"/>
             </w:r>
             <w:proofErr w:type="spellEnd"/>
@@ -772,7 +528,7 @@
         <w:tc>
           <w:tcPr>
             <w:tcW w:w="4526" w:type="dxa"/>
-            <w:gridSpan w:val="3"/>
+            <w:gridSpan w:val="2"/>
           </w:tcPr>
           <w:p>
             <w:pPr>
@@ -808,15 +564,15 @@
             </w:pPr>
             <w:proofErr w:type="spellStart"/>
             <w:r>
-              <w:t xml:space="preserve">Farzandlari: {{children}}</w:t>
+              <w:t>Farzandlari</w:t>
             </w:r>
             <w:proofErr w:type="spellEnd"/>
             <w:r>
-              <w:t xml:space="preserve"/>
+              <w:t xml:space="preserve">: </w:t>
             </w:r>
             <w:proofErr w:type="spellStart"/>
             <w:r>
-              <w:t xml:space="preserve"/>
+              <w:t xml:space="preserve">{{children}}</w:t>
             </w:r>
             <w:proofErr w:type="spellEnd"/>
           </w:p>
@@ -824,7 +580,7 @@
         <w:tc>
           <w:tcPr>
             <w:tcW w:w="4526" w:type="dxa"/>
-            <w:gridSpan w:val="3"/>
+            <w:gridSpan w:val="2"/>
           </w:tcPr>
           <w:p>
             <w:pPr>
@@ -866,17 +622,15 @@
             <w:r>
               <w:t xml:space="preserve">: </w:t>
             </w:r>
-            <w:proofErr w:type="spellStart"/>
             <w:r>
               <w:t xml:space="preserve">{{citizenship}}</w:t>
             </w:r>
-            <w:proofErr w:type="spellEnd"/>
           </w:p>
         </w:tc>
         <w:tc>
           <w:tcPr>
             <w:tcW w:w="4526" w:type="dxa"/>
-            <w:gridSpan w:val="3"/>
+            <w:gridSpan w:val="2"/>
           </w:tcPr>
           <w:p>
             <w:pPr>
@@ -888,15 +642,15 @@
             </w:r>
             <w:proofErr w:type="spellStart"/>
             <w:r>
-              <w:t xml:space="preserve">Jinsi: {{sex}}</w:t>
+              <w:t>Jinsi</w:t>
             </w:r>
             <w:proofErr w:type="spellEnd"/>
             <w:r>
-              <w:t xml:space="preserve"/>
+              <w:t xml:space="preserve">: </w:t>
             </w:r>
             <w:proofErr w:type="spellStart"/>
             <w:r>
-              <w:t xml:space="preserve"/>
+              <w:t xml:space="preserve">{{sex}}</w:t>
             </w:r>
             <w:proofErr w:type="spellEnd"/>
           </w:p>
@@ -920,7 +674,7 @@
         <w:tc>
           <w:tcPr>
             <w:tcW w:w="8470" w:type="dxa"/>
-            <w:gridSpan w:val="4"/>
+            <w:gridSpan w:val="3"/>
           </w:tcPr>
           <w:p>
             <w:pPr>
@@ -957,479 +711,21 @@
             </w:r>
             <w:proofErr w:type="spellEnd"/>
             <w:r>
-              <w:t xml:space="preserve">: {{birthplace}}, {{dob}}</w:t>
-            </w:r>
-          </w:p>
-        </w:tc>
-      </w:tr>
-      <w:tr>
-        <w:tc>
-          <w:tcPr>
-            <w:tcW w:w="559" w:type="dxa"/>
-          </w:tcPr>
-          <w:p>
-            <w:pPr>
-              <w:spacing w:before="40" w:after="80"/>
-              <w:ind w:left="66"/>
-            </w:pPr>
-            <w:r>
-              <w:t>6.</w:t>
-            </w:r>
-          </w:p>
-        </w:tc>
-        <w:tc>
-          <w:tcPr>
-            <w:tcW w:w="8470" w:type="dxa"/>
-            <w:gridSpan w:val="4"/>
-          </w:tcPr>
-          <w:p>
-            <w:pPr>
-              <w:spacing w:before="40" w:after="80"/>
-              <w:jc w:val="both"/>
-            </w:pPr>
+              <w:t xml:space="preserve">: </w:t>
+            </w:r>
             <w:proofErr w:type="spellStart"/>
             <w:r>
-              <w:t>Ish</w:t>
+              <w:t xml:space="preserve">{{birthplace}}</w:t>
+            </w:r>
+            <w:r>
+              <w:t xml:space="preserve"/>
             </w:r>
             <w:proofErr w:type="spellEnd"/>
             <w:r>
-              <w:t xml:space="preserve"> </w:t>
-            </w:r>
-            <w:proofErr w:type="spellStart"/>
-            <w:r>
-              <w:t>joyi</w:t>
-            </w:r>
-            <w:proofErr w:type="spellEnd"/>
-            <w:r>
-              <w:t xml:space="preserve"> </w:t>
-            </w:r>
-            <w:proofErr w:type="spellStart"/>
-            <w:r>
-              <w:t>va</w:t>
-            </w:r>
-            <w:proofErr w:type="spellEnd"/>
-            <w:r>
-              <w:t xml:space="preserve"> </w:t>
-            </w:r>
-            <w:proofErr w:type="spellStart"/>
-            <w:r>
-              <w:t>lavozimi</w:t>
-            </w:r>
-            <w:proofErr w:type="spellEnd"/>
-            <w:r>
-              <w:t xml:space="preserve">: {{company}}</w:t>
-            </w:r>
-            <w:proofErr w:type="spellStart"/>
-            <w:r>
-              <w:t xml:space="preserve"/>
-            </w:r>
-            <w:proofErr w:type="spellEnd"/>
-            <w:r>
-              <w:t xml:space="preserve"/>
-            </w:r>
-            <w:proofErr w:type="spellStart"/>
-            <w:r>
-              <w:t xml:space="preserve"/>
-            </w:r>
-            <w:proofErr w:type="spellEnd"/>
-            <w:r>
-              <w:t xml:space="preserve"/>
-            </w:r>
-            <w:proofErr w:type="spellStart"/>
-            <w:r>
-              <w:t xml:space="preserve"/>
-            </w:r>
-            <w:proofErr w:type="spellEnd"/>
-            <w:r>
-              <w:t xml:space="preserve"/>
-            </w:r>
-          </w:p>
-        </w:tc>
-      </w:tr>
-      <w:tr>
-        <w:tc>
-          <w:tcPr>
-            <w:tcW w:w="559" w:type="dxa"/>
-          </w:tcPr>
-          <w:p>
-            <w:pPr>
-              <w:spacing w:before="40" w:after="80"/>
-              <w:ind w:left="66"/>
-            </w:pPr>
-            <w:r>
-              <w:t>7.</w:t>
-            </w:r>
-          </w:p>
-        </w:tc>
-        <w:tc>
-          <w:tcPr>
-            <w:tcW w:w="3944" w:type="dxa"/>
-          </w:tcPr>
-          <w:p>
-            <w:pPr>
-              <w:spacing w:before="40" w:after="80"/>
-              <w:jc w:val="both"/>
-            </w:pPr>
-            <w:proofErr w:type="spellStart"/>
-            <w:r>
-              <w:t>Pasport</w:t>
-            </w:r>
-            <w:proofErr w:type="spellEnd"/>
-            <w:r>
-              <w:t>/</w:t>
-            </w:r>
-            <w:proofErr w:type="spellStart"/>
-            <w:r>
-              <w:t>harakatlanish</w:t>
-            </w:r>
-            <w:proofErr w:type="spellEnd"/>
-            <w:r>
-              <w:t xml:space="preserve"> </w:t>
-            </w:r>
-            <w:proofErr w:type="spellStart"/>
-            <w:r>
-              <w:t>hujjati</w:t>
-            </w:r>
-            <w:proofErr w:type="spellEnd"/>
-            <w:r>
-              <w:t xml:space="preserve">: {{passport}}</w:t>
-            </w:r>
-          </w:p>
-        </w:tc>
-        <w:tc>
-          <w:tcPr>
-            <w:tcW w:w="4526" w:type="dxa"/>
-            <w:gridSpan w:val="3"/>
-          </w:tcPr>
-          <w:p>
-            <w:pPr>
-              <w:spacing w:before="40" w:after="80"/>
-              <w:jc w:val="both"/>
-            </w:pPr>
-            <w:r>
-              <w:t xml:space="preserve">8. </w:t>
-            </w:r>
-            <w:proofErr w:type="spellStart"/>
-            <w:r>
-              <w:t>Viza</w:t>
-            </w:r>
-            <w:proofErr w:type="spellEnd"/>
-            <w:r>
-              <w:t xml:space="preserve"> </w:t>
-            </w:r>
-            <w:proofErr w:type="spellStart"/>
-            <w:r>
-              <w:t>turi</w:t>
-            </w:r>
-            <w:proofErr w:type="spellEnd"/>
-            <w:r>
-              <w:t xml:space="preserve"> </w:t>
-            </w:r>
-            <w:proofErr w:type="spellStart"/>
-            <w:r>
-              <w:t>va</w:t>
-            </w:r>
-            <w:proofErr w:type="spellEnd"/>
-            <w:r>
-              <w:t xml:space="preserve"> </w:t>
-            </w:r>
-            <w:r>
-              <w:rPr>
-                <w:lang w:val="ru-RU"/>
-              </w:rPr>
-              <w:t>№</w:t>
-            </w:r>
-            <w:r>
-              <w:t xml:space="preserve">: {{visa_type}}, {{visa_no}}</w:t>
-            </w:r>
-            <w:r>
-              <w:t xml:space="preserve"/>
-            </w:r>
-          </w:p>
-        </w:tc>
-      </w:tr>
-      <w:tr>
-        <w:tc>
-          <w:tcPr>
-            <w:tcW w:w="559" w:type="dxa"/>
-          </w:tcPr>
-          <w:p>
-            <w:pPr>
-              <w:spacing w:before="40" w:after="80"/>
-              <w:ind w:left="66"/>
-            </w:pPr>
-            <w:r>
-              <w:t>9</w:t>
-            </w:r>
-            <w:r>
-              <w:t>.</w:t>
-            </w:r>
-          </w:p>
-        </w:tc>
-        <w:tc>
-          <w:tcPr>
-            <w:tcW w:w="8470" w:type="dxa"/>
-            <w:gridSpan w:val="4"/>
-          </w:tcPr>
-          <w:p>
-            <w:pPr>
-              <w:spacing w:before="40" w:after="80"/>
-              <w:jc w:val="both"/>
-            </w:pPr>
-            <w:proofErr w:type="spellStart"/>
-            <w:r>
-              <w:t>Viza</w:t>
-            </w:r>
-            <w:proofErr w:type="spellEnd"/>
-            <w:r>
-              <w:t xml:space="preserve"> </w:t>
-            </w:r>
-            <w:proofErr w:type="spellStart"/>
-            <w:r>
-              <w:t>kim</w:t>
-            </w:r>
-            <w:proofErr w:type="spellEnd"/>
-            <w:r>
-              <w:t xml:space="preserve"> </w:t>
-            </w:r>
-            <w:proofErr w:type="spellStart"/>
-            <w:r>
-              <w:t>tomonidan</w:t>
-            </w:r>
-            <w:proofErr w:type="spellEnd"/>
-            <w:r>
-              <w:t xml:space="preserve"> </w:t>
-            </w:r>
-            <w:proofErr w:type="spellStart"/>
-            <w:r>
-              <w:t>rasmiylashtirib</w:t>
-            </w:r>
-            <w:proofErr w:type="spellEnd"/>
-            <w:r>
-              <w:t xml:space="preserve"> </w:t>
-            </w:r>
-            <w:proofErr w:type="spellStart"/>
-            <w:r>
-              <w:t>berilgan</w:t>
-            </w:r>
-            <w:proofErr w:type="spellEnd"/>
-            <w:r>
-              <w:t xml:space="preserve"> </w:t>
-            </w:r>
-            <w:proofErr w:type="spellStart"/>
-            <w:r>
-              <w:t>va</w:t>
-            </w:r>
-            <w:proofErr w:type="spellEnd"/>
-            <w:r>
-              <w:t xml:space="preserve"> </w:t>
-            </w:r>
-            <w:proofErr w:type="spellStart"/>
-            <w:r>
-              <w:t>uning</w:t>
-            </w:r>
-            <w:proofErr w:type="spellEnd"/>
-            <w:r>
-              <w:t xml:space="preserve"> </w:t>
-            </w:r>
-            <w:proofErr w:type="spellStart"/>
-            <w:r>
-              <w:t>muddati</w:t>
-            </w:r>
-            <w:proofErr w:type="spellEnd"/>
-            <w:r>
-              <w:t xml:space="preserve">: </w:t>
-            </w:r>
-            <w:r>
-              <w:t xml:space="preserve">{{visa_issuer}}</w:t>
-            </w:r>
-            <w:proofErr w:type="spellStart"/>
-            <w:r>
-              <w:t xml:space="preserve"/>
-            </w:r>
-            <w:proofErr w:type="spellEnd"/>
-            <w:r>
-              <w:t xml:space="preserve"/>
-            </w:r>
-            <w:proofErr w:type="spellStart"/>
-            <w:r>
-              <w:t xml:space="preserve"/>
-            </w:r>
-            <w:proofErr w:type="spellEnd"/>
-            <w:r>
-              <w:t xml:space="preserve"/>
-            </w:r>
-            <w:r>
-              <w:t xml:space="preserve"/>
-            </w:r>
-            <w:r>
-              <w:t>,</w:t>
-            </w:r>
-          </w:p>
-          <w:p>
-            <w:pPr>
-              <w:spacing w:before="40" w:after="80"/>
-              <w:jc w:val="both"/>
-            </w:pPr>
-            <w:r>
-              <w:t xml:space="preserve">{{visa_from}}dan {{visa_to}}gacha</w:t>
-            </w:r>
-          </w:p>
-        </w:tc>
-      </w:tr>
-      <w:tr>
-        <w:tc>
-          <w:tcPr>
-            <w:tcW w:w="559" w:type="dxa"/>
-          </w:tcPr>
-          <w:p>
-            <w:pPr>
-              <w:spacing w:before="40" w:after="80"/>
-              <w:ind w:left="66"/>
-            </w:pPr>
-            <w:r>
-              <w:t>10.</w:t>
-            </w:r>
-          </w:p>
-        </w:tc>
-        <w:tc>
-          <w:tcPr>
-            <w:tcW w:w="8470" w:type="dxa"/>
-            <w:gridSpan w:val="4"/>
-          </w:tcPr>
-          <w:p>
-            <w:pPr>
-              <w:spacing w:before="40" w:after="80"/>
-              <w:jc w:val="both"/>
-            </w:pPr>
-            <w:r>
-              <w:t xml:space="preserve">{{visa_days}} kun</w:t>
-            </w:r>
-          </w:p>
-        </w:tc>
-      </w:tr>
-      <w:tr>
-        <w:tc>
-          <w:tcPr>
-            <w:tcW w:w="559" w:type="dxa"/>
-          </w:tcPr>
-          <w:p>
-            <w:pPr>
-              <w:spacing w:before="40" w:after="80"/>
-              <w:ind w:left="66"/>
-            </w:pPr>
-            <w:r>
-              <w:t>11.</w:t>
-            </w:r>
-          </w:p>
-        </w:tc>
-        <w:tc>
-          <w:tcPr>
-            <w:tcW w:w="8470" w:type="dxa"/>
-            <w:gridSpan w:val="4"/>
-          </w:tcPr>
-          <w:p>
-            <w:pPr>
-              <w:spacing w:before="40" w:after="80"/>
-              <w:jc w:val="both"/>
-            </w:pPr>
-            <w:proofErr w:type="spellStart"/>
-            <w:r>
-              <w:t>O‘zbekiston</w:t>
-            </w:r>
-            <w:proofErr w:type="spellEnd"/>
-            <w:r>
-              <w:t xml:space="preserve"> </w:t>
-            </w:r>
-            <w:proofErr w:type="spellStart"/>
-            <w:r>
-              <w:t>Respublikasiga</w:t>
-            </w:r>
-            <w:proofErr w:type="spellEnd"/>
-            <w:r>
-              <w:t xml:space="preserve"> </w:t>
-            </w:r>
-            <w:proofErr w:type="spellStart"/>
-            <w:r>
-              <w:t>kirib</w:t>
-            </w:r>
-            <w:proofErr w:type="spellEnd"/>
-            <w:r>
-              <w:t xml:space="preserve"> </w:t>
-            </w:r>
-            <w:proofErr w:type="spellStart"/>
-            <w:r>
-              <w:t>kelish</w:t>
-            </w:r>
-            <w:proofErr w:type="spellEnd"/>
-            <w:r>
-              <w:t xml:space="preserve"> </w:t>
-            </w:r>
-            <w:proofErr w:type="spellStart"/>
-            <w:r>
-              <w:t>sanasi</w:t>
-            </w:r>
-            <w:proofErr w:type="spellEnd"/>
-            <w:r>
-              <w:t>:</w:t>
-            </w:r>
-            <w:r>
-              <w:t xml:space="preserve"> </w:t>
-            </w:r>
-          </w:p>
-        </w:tc>
-      </w:tr>
-      <w:tr>
-        <w:tc>
-          <w:tcPr>
-            <w:tcW w:w="559" w:type="dxa"/>
-          </w:tcPr>
-          <w:p>
-            <w:pPr>
-              <w:spacing w:before="40" w:after="80"/>
-              <w:ind w:left="66"/>
-            </w:pPr>
-            <w:r>
-              <w:t>12.</w:t>
-            </w:r>
-          </w:p>
-        </w:tc>
-        <w:tc>
-          <w:tcPr>
-            <w:tcW w:w="8470" w:type="dxa"/>
-            <w:gridSpan w:val="4"/>
-          </w:tcPr>
-          <w:p>
-            <w:pPr>
-              <w:spacing w:before="40" w:after="80"/>
-              <w:jc w:val="both"/>
-            </w:pPr>
-            <w:proofErr w:type="spellStart"/>
-            <w:r>
-              <w:t>Vaqtinchalik</w:t>
-            </w:r>
-            <w:proofErr w:type="spellEnd"/>
-            <w:r>
-              <w:t xml:space="preserve"> </w:t>
-            </w:r>
-            <w:proofErr w:type="spellStart"/>
-            <w:r>
-              <w:t>yashash</w:t>
-            </w:r>
-            <w:proofErr w:type="spellEnd"/>
-            <w:r>
-              <w:t xml:space="preserve"> </w:t>
-            </w:r>
-            <w:proofErr w:type="spellStart"/>
-            <w:r>
-              <w:t>manzili</w:t>
-            </w:r>
-            <w:proofErr w:type="spellEnd"/>
-            <w:r>
-              <w:t>:</w:t>
-            </w:r>
-            <w:r>
-              <w:t xml:space="preserve"> </w:t>
+              <w:t xml:space="preserve">, </w:t>
+            </w:r>
+            <w:r>
+              <w:t xml:space="preserve">{{dob}}</w:t>
             </w:r>
             <w:bookmarkStart w:id="0" w:name="_GoBack"/>
             <w:bookmarkEnd w:id="0"/>
@@ -1447,14 +743,14 @@
               <w:ind w:left="66"/>
             </w:pPr>
             <w:r>
-              <w:t>13.</w:t>
+              <w:t>6.</w:t>
             </w:r>
           </w:p>
         </w:tc>
         <w:tc>
           <w:tcPr>
             <w:tcW w:w="8470" w:type="dxa"/>
-            <w:gridSpan w:val="4"/>
+            <w:gridSpan w:val="3"/>
           </w:tcPr>
           <w:p>
             <w:pPr>
@@ -1463,15 +759,15 @@
             </w:pPr>
             <w:proofErr w:type="spellStart"/>
             <w:r>
-              <w:t>Uy</w:t>
+              <w:t>Ish</w:t>
             </w:r>
             <w:proofErr w:type="spellEnd"/>
             <w:r>
-              <w:t xml:space="preserve">-joy </w:t>
+              <w:t xml:space="preserve"> </w:t>
             </w:r>
             <w:proofErr w:type="spellStart"/>
             <w:r>
-              <w:t>maydoni</w:t>
+              <w:t>joyi</w:t>
             </w:r>
             <w:proofErr w:type="spellEnd"/>
             <w:r>
@@ -1479,7 +775,7 @@
             </w:r>
             <w:proofErr w:type="spellStart"/>
             <w:r>
-              <w:t>bergan</w:t>
+              <w:t>va</w:t>
             </w:r>
             <w:proofErr w:type="spellEnd"/>
             <w:r>
@@ -1487,43 +783,35 @@
             </w:r>
             <w:proofErr w:type="spellStart"/>
             <w:r>
-              <w:t>shaxsning</w:t>
+              <w:t>lavozimi</w:t>
             </w:r>
             <w:proofErr w:type="spellEnd"/>
             <w:r>
-              <w:t xml:space="preserve"> </w:t>
+              <w:t xml:space="preserve">: {{company}}</w:t>
             </w:r>
             <w:proofErr w:type="spellStart"/>
             <w:r>
-              <w:t>familiyasi</w:t>
+              <w:t xml:space="preserve"/>
             </w:r>
             <w:proofErr w:type="spellEnd"/>
             <w:r>
-              <w:t xml:space="preserve">, </w:t>
+              <w:t xml:space="preserve"/>
             </w:r>
             <w:proofErr w:type="spellStart"/>
             <w:r>
-              <w:t>ismi</w:t>
+              <w:t xml:space="preserve"/>
             </w:r>
             <w:proofErr w:type="spellEnd"/>
             <w:r>
-              <w:t xml:space="preserve">, </w:t>
+              <w:t xml:space="preserve"/>
             </w:r>
             <w:proofErr w:type="spellStart"/>
             <w:r>
-              <w:t>otasining</w:t>
+              <w:t xml:space="preserve"/>
             </w:r>
             <w:proofErr w:type="spellEnd"/>
             <w:r>
-              <w:t xml:space="preserve"> </w:t>
-            </w:r>
-            <w:proofErr w:type="spellStart"/>
-            <w:r>
-              <w:t>ismi</w:t>
-            </w:r>
-            <w:proofErr w:type="spellEnd"/>
-            <w:r>
-              <w:t>:</w:t>
+              <w:t xml:space="preserve"/>
             </w:r>
           </w:p>
         </w:tc>
@@ -1531,19 +819,60 @@
       <w:tr>
         <w:tc>
           <w:tcPr>
-            <w:tcW w:w="5389" w:type="dxa"/>
-            <w:gridSpan w:val="4"/>
+            <w:tcW w:w="559" w:type="dxa"/>
+          </w:tcPr>
+          <w:p>
+            <w:pPr>
+              <w:spacing w:before="40" w:after="80"/>
+              <w:ind w:left="66"/>
+            </w:pPr>
+            <w:r>
+              <w:t>7.</w:t>
+            </w:r>
+          </w:p>
+        </w:tc>
+        <w:tc>
+          <w:tcPr>
+            <w:tcW w:w="3944" w:type="dxa"/>
           </w:tcPr>
           <w:p>
             <w:pPr>
               <w:spacing w:before="40" w:after="80"/>
               <w:jc w:val="both"/>
             </w:pPr>
+            <w:proofErr w:type="spellStart"/>
+            <w:r>
+              <w:t>Pasport</w:t>
+            </w:r>
+            <w:proofErr w:type="spellEnd"/>
+            <w:r>
+              <w:t>/</w:t>
+            </w:r>
+            <w:proofErr w:type="spellStart"/>
+            <w:r>
+              <w:t>harakatlanish</w:t>
+            </w:r>
+            <w:proofErr w:type="spellEnd"/>
+            <w:r>
+              <w:t xml:space="preserve"> </w:t>
+            </w:r>
+            <w:proofErr w:type="spellStart"/>
+            <w:r>
+              <w:t>hujjati</w:t>
+            </w:r>
+            <w:proofErr w:type="spellEnd"/>
+            <w:r>
+              <w:t xml:space="preserve">: </w:t>
+            </w:r>
+            <w:r>
+              <w:t xml:space="preserve">{{passport}}</w:t>
+            </w:r>
           </w:p>
         </w:tc>
         <w:tc>
           <w:tcPr>
-            <w:tcW w:w="3640" w:type="dxa"/>
+            <w:tcW w:w="4526" w:type="dxa"/>
+            <w:gridSpan w:val="2"/>
           </w:tcPr>
           <w:p>
             <w:pPr>
@@ -1551,7 +880,477 @@
               <w:jc w:val="both"/>
             </w:pPr>
             <w:r>
-              <w:t>(tel.)</w:t>
+              <w:t xml:space="preserve">8. </w:t>
+            </w:r>
+            <w:proofErr w:type="spellStart"/>
+            <w:r>
+              <w:t>Viza</w:t>
+            </w:r>
+            <w:proofErr w:type="spellEnd"/>
+            <w:r>
+              <w:t xml:space="preserve"> </w:t>
+            </w:r>
+            <w:proofErr w:type="spellStart"/>
+            <w:r>
+              <w:t>turi</w:t>
+            </w:r>
+            <w:proofErr w:type="spellEnd"/>
+            <w:r>
+              <w:t xml:space="preserve"> </w:t>
+            </w:r>
+            <w:proofErr w:type="spellStart"/>
+            <w:r>
+              <w:t>va</w:t>
+            </w:r>
+            <w:proofErr w:type="spellEnd"/>
+            <w:r>
+              <w:t xml:space="preserve"> </w:t>
+            </w:r>
+            <w:r>
+              <w:rPr>
+                <w:lang w:val="ru-RU"/>
+              </w:rPr>
+              <w:t>№</w:t>
+            </w:r>
+            <w:r>
+              <w:t xml:space="preserve">: </w:t>
+            </w:r>
+            <w:r>
+              <w:t xml:space="preserve">{{visa_type}}</w:t>
+            </w:r>
+            <w:r>
+              <w:t xml:space="preserve">, </w:t>
+            </w:r>
+            <w:r>
+              <w:t xml:space="preserve">{{visa_no}}</w:t>
+            </w:r>
+          </w:p>
+        </w:tc>
+      </w:tr>
+      <w:tr>
+        <w:tc>
+          <w:tcPr>
+            <w:tcW w:w="559" w:type="dxa"/>
+          </w:tcPr>
+          <w:p>
+            <w:pPr>
+              <w:spacing w:before="40" w:after="80"/>
+              <w:ind w:left="66"/>
+            </w:pPr>
+            <w:r>
+              <w:t>9</w:t>
+            </w:r>
+            <w:r>
+              <w:t>.</w:t>
+            </w:r>
+          </w:p>
+        </w:tc>
+        <w:tc>
+          <w:tcPr>
+            <w:tcW w:w="8470" w:type="dxa"/>
+            <w:gridSpan w:val="3"/>
+          </w:tcPr>
+          <w:p>
+            <w:pPr>
+              <w:spacing w:before="40" w:after="80"/>
+              <w:jc w:val="both"/>
+            </w:pPr>
+            <w:proofErr w:type="spellStart"/>
+            <w:r>
+              <w:t>Viza</w:t>
+            </w:r>
+            <w:proofErr w:type="spellEnd"/>
+            <w:r>
+              <w:t xml:space="preserve"> </w:t>
+            </w:r>
+            <w:proofErr w:type="spellStart"/>
+            <w:r>
+              <w:t>kim</w:t>
+            </w:r>
+            <w:proofErr w:type="spellEnd"/>
+            <w:r>
+              <w:t xml:space="preserve"> </w:t>
+            </w:r>
+            <w:proofErr w:type="spellStart"/>
+            <w:r>
+              <w:t>tomonidan</w:t>
+            </w:r>
+            <w:proofErr w:type="spellEnd"/>
+            <w:r>
+              <w:t xml:space="preserve"> </w:t>
+            </w:r>
+            <w:proofErr w:type="spellStart"/>
+            <w:r>
+              <w:t>rasmiylashtirib</w:t>
+            </w:r>
+            <w:proofErr w:type="spellEnd"/>
+            <w:r>
+              <w:t xml:space="preserve"> </w:t>
+            </w:r>
+            <w:proofErr w:type="spellStart"/>
+            <w:r>
+              <w:t>berilgan</w:t>
+            </w:r>
+            <w:proofErr w:type="spellEnd"/>
+            <w:r>
+              <w:t xml:space="preserve"> </w:t>
+            </w:r>
+            <w:proofErr w:type="spellStart"/>
+            <w:r>
+              <w:t>va</w:t>
+            </w:r>
+            <w:proofErr w:type="spellEnd"/>
+            <w:r>
+              <w:t xml:space="preserve"> </w:t>
+            </w:r>
+            <w:proofErr w:type="spellStart"/>
+            <w:r>
+              <w:t>uning</w:t>
+            </w:r>
+            <w:proofErr w:type="spellEnd"/>
+            <w:r>
+              <w:t xml:space="preserve"> </w:t>
+            </w:r>
+            <w:proofErr w:type="spellStart"/>
+            <w:r>
+              <w:t>muddati</w:t>
+            </w:r>
+            <w:proofErr w:type="spellEnd"/>
+            <w:r>
+              <w:t xml:space="preserve">: </w:t>
+            </w:r>
+            <w:r>
+              <w:t xml:space="preserve">{{visa_issuer}}</w:t>
+            </w:r>
+          </w:p>
+        </w:tc>
+      </w:tr>
+      <w:tr>
+        <w:tc>
+          <w:tcPr>
+            <w:tcW w:w="559" w:type="dxa"/>
+          </w:tcPr>
+          <w:p>
+            <w:pPr>
+              <w:spacing w:before="40" w:after="80"/>
+              <w:ind w:left="66"/>
+            </w:pPr>
+            <w:r>
+              <w:t>10.</w:t>
+            </w:r>
+          </w:p>
+        </w:tc>
+        <w:tc>
+          <w:tcPr>
+            <w:tcW w:w="8470" w:type="dxa"/>
+            <w:gridSpan w:val="3"/>
+          </w:tcPr>
+          <w:p>
+            <w:pPr>
+              <w:spacing w:before="40" w:after="80"/>
+              <w:jc w:val="both"/>
+            </w:pPr>
+            <w:r>
+              <w:t xml:space="preserve">{{visa_days}}</w:t>
+            </w:r>
+            <w:r>
+              <w:t xml:space="preserve"> kun</w:t>
+            </w:r>
+          </w:p>
+        </w:tc>
+      </w:tr>
+      <w:tr>
+        <w:tc>
+          <w:tcPr>
+            <w:tcW w:w="559" w:type="dxa"/>
+          </w:tcPr>
+          <w:p>
+            <w:pPr>
+              <w:spacing w:before="40" w:after="80"/>
+              <w:ind w:left="66"/>
+            </w:pPr>
+            <w:r>
+              <w:t>11.</w:t>
+            </w:r>
+          </w:p>
+        </w:tc>
+        <w:tc>
+          <w:tcPr>
+            <w:tcW w:w="8470" w:type="dxa"/>
+            <w:gridSpan w:val="3"/>
+          </w:tcPr>
+          <w:p>
+            <w:pPr>
+              <w:spacing w:before="40" w:after="80"/>
+              <w:jc w:val="both"/>
+            </w:pPr>
+            <w:proofErr w:type="spellStart"/>
+            <w:r>
+              <w:t>O‘zbekiston</w:t>
+            </w:r>
+            <w:proofErr w:type="spellEnd"/>
+            <w:r>
+              <w:t xml:space="preserve"> </w:t>
+            </w:r>
+            <w:proofErr w:type="spellStart"/>
+            <w:r>
+              <w:t>Respublikasiga</w:t>
+            </w:r>
+            <w:proofErr w:type="spellEnd"/>
+            <w:r>
+              <w:t xml:space="preserve"> </w:t>
+            </w:r>
+            <w:proofErr w:type="spellStart"/>
+            <w:r>
+              <w:t>kirib</w:t>
+            </w:r>
+            <w:proofErr w:type="spellEnd"/>
+            <w:r>
+              <w:t xml:space="preserve"> </w:t>
+            </w:r>
+            <w:proofErr w:type="spellStart"/>
+            <w:r>
+              <w:t>kelish</w:t>
+            </w:r>
+            <w:proofErr w:type="spellEnd"/>
+            <w:r>
+              <w:t xml:space="preserve"> </w:t>
+            </w:r>
+            <w:proofErr w:type="spellStart"/>
+            <w:r>
+              <w:t>sanasi</w:t>
+            </w:r>
+            <w:proofErr w:type="spellEnd"/>
+            <w:r>
+              <w:t>:</w:t>
+            </w:r>
+            <w:r>
+              <w:t xml:space="preserve"> </w:t>
+            </w:r>
+            <w:r>
+              <w:t xml:space="preserve">{{entry_date}}</w:t>
+            </w:r>
+          </w:p>
+        </w:tc>
+      </w:tr>
+      <w:tr>
+        <w:tc>
+          <w:tcPr>
+            <w:tcW w:w="559" w:type="dxa"/>
+          </w:tcPr>
+          <w:p>
+            <w:pPr>
+              <w:spacing w:before="40" w:after="80"/>
+              <w:ind w:left="66"/>
+            </w:pPr>
+            <w:r>
+              <w:t>12.</w:t>
+            </w:r>
+          </w:p>
+        </w:tc>
+        <w:tc>
+          <w:tcPr>
+            <w:tcW w:w="8470" w:type="dxa"/>
+            <w:gridSpan w:val="3"/>
+          </w:tcPr>
+          <w:p>
+            <w:pPr>
+              <w:spacing w:before="40" w:after="80"/>
+              <w:jc w:val="both"/>
+            </w:pPr>
+            <w:proofErr w:type="spellStart"/>
+            <w:r>
+              <w:t>Vaqtinchalik</w:t>
+            </w:r>
+            <w:proofErr w:type="spellEnd"/>
+            <w:r>
+              <w:t xml:space="preserve"> </w:t>
+            </w:r>
+            <w:proofErr w:type="spellStart"/>
+            <w:r>
+              <w:t>yashash</w:t>
+            </w:r>
+            <w:proofErr w:type="spellEnd"/>
+            <w:r>
+              <w:t xml:space="preserve"> </w:t>
+            </w:r>
+            <w:proofErr w:type="spellStart"/>
+            <w:r>
+              <w:t>manzili</w:t>
+            </w:r>
+            <w:proofErr w:type="spellEnd"/>
+            <w:r>
+              <w:t>:</w:t>
+            </w:r>
+            <w:r>
+              <w:t xml:space="preserve"> </w:t>
+            </w:r>
+            <w:proofErr w:type="spellStart"/>
+            <w:r>
+              <w:t xml:space="preserve">{{stay_address}}</w:t>
+            </w:r>
+            <w:proofErr w:type="spellEnd"/>
+            <w:r>
+              <w:t xml:space="preserve"/>
+            </w:r>
+            <w:proofErr w:type="spellStart"/>
+            <w:r>
+              <w:t xml:space="preserve"/>
+            </w:r>
+            <w:proofErr w:type="spellEnd"/>
+            <w:r>
+              <w:t xml:space="preserve"/>
+            </w:r>
+            <w:proofErr w:type="spellStart"/>
+            <w:r>
+              <w:t xml:space="preserve"/>
+            </w:r>
+            <w:proofErr w:type="spellEnd"/>
+            <w:r>
+              <w:t xml:space="preserve"/>
+            </w:r>
+            <w:proofErr w:type="spellStart"/>
+            <w:r>
+              <w:t xml:space="preserve"/>
+            </w:r>
+            <w:proofErr w:type="spellEnd"/>
+            <w:r>
+              <w:t xml:space="preserve"/>
+            </w:r>
+          </w:p>
+        </w:tc>
+      </w:tr>
+      <w:tr>
+        <w:tc>
+          <w:tcPr>
+            <w:tcW w:w="559" w:type="dxa"/>
+          </w:tcPr>
+          <w:p>
+            <w:pPr>
+              <w:spacing w:before="40" w:after="80"/>
+              <w:ind w:left="66"/>
+            </w:pPr>
+            <w:r>
+              <w:t>13.</w:t>
+            </w:r>
+          </w:p>
+        </w:tc>
+        <w:tc>
+          <w:tcPr>
+            <w:tcW w:w="8470" w:type="dxa"/>
+            <w:gridSpan w:val="3"/>
+          </w:tcPr>
+          <w:p>
+            <w:pPr>
+              <w:spacing w:before="40" w:after="80"/>
+              <w:jc w:val="both"/>
+            </w:pPr>
+            <w:proofErr w:type="spellStart"/>
+            <w:r>
+              <w:t>Uy</w:t>
+            </w:r>
+            <w:proofErr w:type="spellEnd"/>
+            <w:r>
+              <w:t xml:space="preserve">-joy </w:t>
+            </w:r>
+            <w:proofErr w:type="spellStart"/>
+            <w:r>
+              <w:t>maydoni</w:t>
+            </w:r>
+            <w:proofErr w:type="spellEnd"/>
+            <w:r>
+              <w:t xml:space="preserve"> </w:t>
+            </w:r>
+            <w:proofErr w:type="spellStart"/>
+            <w:r>
+              <w:t>bergan</w:t>
+            </w:r>
+            <w:proofErr w:type="spellEnd"/>
+            <w:r>
+              <w:t xml:space="preserve"> </w:t>
+            </w:r>
+            <w:proofErr w:type="spellStart"/>
+            <w:r>
+              <w:t>shaxsning</w:t>
+            </w:r>
+            <w:proofErr w:type="spellEnd"/>
+            <w:r>
+              <w:t xml:space="preserve"> </w:t>
+            </w:r>
+            <w:proofErr w:type="spellStart"/>
+            <w:r>
+              <w:t>familiyasi</w:t>
+            </w:r>
+            <w:proofErr w:type="spellEnd"/>
+            <w:r>
+              <w:t xml:space="preserve">, </w:t>
+            </w:r>
+            <w:proofErr w:type="spellStart"/>
+            <w:r>
+              <w:t>ismi</w:t>
+            </w:r>
+            <w:proofErr w:type="spellEnd"/>
+            <w:r>
+              <w:t xml:space="preserve">, </w:t>
+            </w:r>
+            <w:proofErr w:type="spellStart"/>
+            <w:r>
+              <w:t>otasining</w:t>
+            </w:r>
+            <w:proofErr w:type="spellEnd"/>
+            <w:r>
+              <w:t xml:space="preserve"> </w:t>
+            </w:r>
+            <w:proofErr w:type="spellStart"/>
+            <w:r>
+              <w:t>ismi</w:t>
+            </w:r>
+            <w:proofErr w:type="spellEnd"/>
+            <w:r>
+              <w:t>:</w:t>
+            </w:r>
+            <w:r>
+              <w:t xml:space="preserve"> </w:t>
+            </w:r>
+            <w:proofErr w:type="spellStart"/>
+            <w:r>
+              <w:t xml:space="preserve">{{host_name}} </w:t>
+            </w:r>
+            <w:proofErr w:type="spellEnd"/>
+            <w:r>
+              <w:t xml:space="preserve"/>
+            </w:r>
+            <w:proofErr w:type="spellStart"/>
+            <w:r>
+              <w:t xml:space="preserve"/>
+            </w:r>
+            <w:proofErr w:type="spellEnd"/>
+            <w:r>
+              <w:t xml:space="preserve"/>
+            </w:r>
+            <w:proofErr w:type="spellStart"/>
+            <w:r>
+              <w:t xml:space="preserve"/>
+            </w:r>
+            <w:proofErr w:type="spellEnd"/>
+            <w:r>
+              <w:t xml:space="preserve"/>
+            </w:r>
+            <w:proofErr w:type="spellStart"/>
+            <w:r>
+              <w:t xml:space="preserve"/>
+            </w:r>
+            <w:proofErr w:type="spellEnd"/>
+            <w:r>
+              <w:t xml:space="preserve">(</w:t>
+            </w:r>
+            <w:proofErr w:type="spellStart"/>
+            <w:r>
+              <w:t>tel</w:t>
+            </w:r>
+            <w:proofErr w:type="spellEnd"/>
+            <w:r>
+              <w:t xml:space="preserve">) {{host_phone}}</w:t>
             </w:r>
           </w:p>
         </w:tc>
@@ -1574,6 +1373,127 @@
         <w:tc>
           <w:tcPr>
             <w:tcW w:w="8470" w:type="dxa"/>
+            <w:gridSpan w:val="3"/>
+          </w:tcPr>
+          <w:p>
+            <w:pPr>
+              <w:spacing w:before="40" w:after="80"/>
+              <w:jc w:val="both"/>
+            </w:pPr>
+            <w:proofErr w:type="spellStart"/>
+            <w:r>
+              <w:t>Hujjatlarni</w:t>
+            </w:r>
+            <w:proofErr w:type="spellEnd"/>
+            <w:r>
+              <w:t xml:space="preserve"> </w:t>
+            </w:r>
+            <w:proofErr w:type="spellStart"/>
+            <w:r>
+              <w:t>rasmiylashtirish</w:t>
+            </w:r>
+            <w:proofErr w:type="spellEnd"/>
+            <w:r>
+              <w:t xml:space="preserve"> </w:t>
+            </w:r>
+            <w:proofErr w:type="spellStart"/>
+            <w:r>
+              <w:t>va</w:t>
+            </w:r>
+            <w:proofErr w:type="spellEnd"/>
+            <w:r>
+              <w:t xml:space="preserve"> </w:t>
+            </w:r>
+            <w:proofErr w:type="spellStart"/>
+            <w:r>
+              <w:t>taqdim</w:t>
+            </w:r>
+            <w:proofErr w:type="spellEnd"/>
+            <w:r>
+              <w:t xml:space="preserve"> </w:t>
+            </w:r>
+            <w:proofErr w:type="spellStart"/>
+            <w:r>
+              <w:t>etishga</w:t>
+            </w:r>
+            <w:proofErr w:type="spellEnd"/>
+            <w:r>
+              <w:t xml:space="preserve"> </w:t>
+            </w:r>
+            <w:proofErr w:type="spellStart"/>
+            <w:r>
+              <w:t>mas’ul</w:t>
+            </w:r>
+            <w:proofErr w:type="spellEnd"/>
+            <w:r>
+              <w:t xml:space="preserve"> </w:t>
+            </w:r>
+            <w:proofErr w:type="spellStart"/>
+            <w:r>
+              <w:t>bo‘lgan</w:t>
+            </w:r>
+            <w:proofErr w:type="spellEnd"/>
+            <w:r>
+              <w:t xml:space="preserve"> </w:t>
+            </w:r>
+            <w:proofErr w:type="spellStart"/>
+            <w:r>
+              <w:t>shaxsning</w:t>
+            </w:r>
+            <w:proofErr w:type="spellEnd"/>
+            <w:r>
+              <w:t xml:space="preserve"> </w:t>
+            </w:r>
+            <w:proofErr w:type="spellStart"/>
+            <w:r>
+              <w:t>familiyasi</w:t>
+            </w:r>
+            <w:proofErr w:type="spellEnd"/>
+            <w:r>
+              <w:t xml:space="preserve">, </w:t>
+            </w:r>
+            <w:proofErr w:type="spellStart"/>
+            <w:r>
+              <w:t>ismi</w:t>
+            </w:r>
+            <w:proofErr w:type="spellEnd"/>
+            <w:r>
+              <w:t xml:space="preserve">, </w:t>
+            </w:r>
+            <w:proofErr w:type="spellStart"/>
+            <w:r>
+              <w:t>otasining</w:t>
+            </w:r>
+            <w:proofErr w:type="spellEnd"/>
+            <w:r>
+              <w:t xml:space="preserve"> </w:t>
+            </w:r>
+            <w:proofErr w:type="spellStart"/>
+            <w:r>
+              <w:t>ismi</w:t>
+            </w:r>
+            <w:proofErr w:type="spellEnd"/>
+            <w:r>
+              <w:t xml:space="preserve">: </w:t>
+            </w:r>
+            <w:proofErr w:type="spellStart"/>
+            <w:r>
+              <w:t xml:space="preserve">{{resp_name}}</w:t>
+            </w:r>
+            <w:proofErr w:type="spellEnd"/>
+            <w:r>
+              <w:t xml:space="preserve"/>
+            </w:r>
+            <w:r>
+              <w:t xml:space="preserve"> </w:t>
+            </w:r>
+          </w:p>
+        </w:tc>
+      </w:tr>
+      <w:tr>
+        <w:tc>
+          <w:tcPr>
+            <w:tcW w:w="9029" w:type="dxa"/>
             <w:gridSpan w:val="4"/>
           </w:tcPr>
           <w:p>
@@ -1583,15 +1503,23 @@
             </w:pPr>
             <w:proofErr w:type="spellStart"/>
             <w:r>
-              <w:t>Hujjatlarni</w:t>
+              <w:t>Pasport</w:t>
             </w:r>
             <w:proofErr w:type="spellEnd"/>
             <w:r>
+              <w:t>/</w:t>
+            </w:r>
+            <w:proofErr w:type="spellStart"/>
+            <w:r>
+              <w:t>harakatlanish</w:t>
+            </w:r>
+            <w:proofErr w:type="spellEnd"/>
+            <w:r>
               <w:t xml:space="preserve"> </w:t>
             </w:r>
             <w:proofErr w:type="spellStart"/>
             <w:r>
-              <w:t>rasmiylashtirish</w:t>
+              <w:t>hujjat</w:t>
             </w:r>
             <w:proofErr w:type="spellEnd"/>
             <w:r>
@@ -1599,6 +1527,14 @@
             </w:r>
             <w:proofErr w:type="spellStart"/>
             <w:r>
+              <w:t>seriyasi</w:t>
+            </w:r>
+            <w:proofErr w:type="spellEnd"/>
+            <w:r>
+              <w:t xml:space="preserve"> </w:t>
+            </w:r>
+            <w:proofErr w:type="spellStart"/>
+            <w:r>
               <w:t>va</w:t>
             </w:r>
             <w:proofErr w:type="spellEnd"/>
@@ -1607,151 +1543,17 @@
             </w:r>
             <w:proofErr w:type="spellStart"/>
             <w:r>
-              <w:t>taqdim</w:t>
+              <w:t>raqami</w:t>
             </w:r>
             <w:proofErr w:type="spellEnd"/>
             <w:r>
+              <w:t>:</w:t>
+            </w:r>
+            <w:r>
               <w:t xml:space="preserve"> </w:t>
             </w:r>
-            <w:proofErr w:type="spellStart"/>
-            <w:r>
-              <w:t>etishga</w:t>
-            </w:r>
-            <w:proofErr w:type="spellEnd"/>
-            <w:r>
-              <w:t xml:space="preserve"> </w:t>
-            </w:r>
-            <w:proofErr w:type="spellStart"/>
-            <w:r>
-              <w:t>mas’ul</w:t>
-            </w:r>
-            <w:proofErr w:type="spellEnd"/>
-            <w:r>
-              <w:t xml:space="preserve"> </w:t>
-            </w:r>
-            <w:proofErr w:type="spellStart"/>
-            <w:r>
-              <w:t>bo‘lgan</w:t>
-            </w:r>
-            <w:proofErr w:type="spellEnd"/>
-            <w:r>
-              <w:t xml:space="preserve"> </w:t>
-            </w:r>
-            <w:proofErr w:type="spellStart"/>
-            <w:r>
-              <w:t>shaxsning</w:t>
-            </w:r>
-            <w:proofErr w:type="spellEnd"/>
-            <w:r>
-              <w:t xml:space="preserve"> </w:t>
-            </w:r>
-            <w:proofErr w:type="spellStart"/>
-            <w:r>
-              <w:t>familiyasi</w:t>
-            </w:r>
-            <w:proofErr w:type="spellEnd"/>
-            <w:r>
-              <w:t xml:space="preserve">, </w:t>
-            </w:r>
-            <w:proofErr w:type="spellStart"/>
-            <w:r>
-              <w:t>ismi</w:t>
-            </w:r>
-            <w:proofErr w:type="spellEnd"/>
-            <w:r>
-              <w:t xml:space="preserve">, </w:t>
-            </w:r>
-            <w:proofErr w:type="spellStart"/>
-            <w:r>
-              <w:t>otasining</w:t>
-            </w:r>
-            <w:proofErr w:type="spellEnd"/>
-            <w:r>
-              <w:t xml:space="preserve"> </w:t>
-            </w:r>
-            <w:proofErr w:type="spellStart"/>
-            <w:r>
-              <w:t>ismi</w:t>
-            </w:r>
-            <w:proofErr w:type="spellEnd"/>
-            <w:r>
-              <w:t xml:space="preserve">: </w:t>
-            </w:r>
-            <w:proofErr w:type="spellStart"/>
-            <w:r>
-              <w:t xml:space="preserve">{{responsible}}</w:t>
-            </w:r>
-            <w:proofErr w:type="spellEnd"/>
-            <w:r>
-              <w:t xml:space="preserve"/>
-            </w:r>
-            <w:r>
-              <w:t xml:space="preserve"> </w:t>
-            </w:r>
-          </w:p>
-        </w:tc>
-      </w:tr>
-      <w:tr>
-        <w:tc>
-          <w:tcPr>
-            <w:tcW w:w="9029" w:type="dxa"/>
-            <w:gridSpan w:val="5"/>
-          </w:tcPr>
-          <w:p>
-            <w:pPr>
-              <w:spacing w:before="40" w:after="80"/>
-              <w:jc w:val="both"/>
-            </w:pPr>
-            <w:proofErr w:type="spellStart"/>
-            <w:r>
-              <w:t>Pasport</w:t>
-            </w:r>
-            <w:proofErr w:type="spellEnd"/>
-            <w:r>
-              <w:t>/</w:t>
-            </w:r>
-            <w:proofErr w:type="spellStart"/>
-            <w:r>
-              <w:t>harakatlanish</w:t>
-            </w:r>
-            <w:proofErr w:type="spellEnd"/>
-            <w:r>
-              <w:t xml:space="preserve"> </w:t>
-            </w:r>
-            <w:proofErr w:type="spellStart"/>
-            <w:r>
-              <w:t>hujjat</w:t>
-            </w:r>
-            <w:proofErr w:type="spellEnd"/>
-            <w:r>
-              <w:t xml:space="preserve"> </w:t>
-            </w:r>
-            <w:proofErr w:type="spellStart"/>
-            <w:r>
-              <w:t>seriyasi</w:t>
-            </w:r>
-            <w:proofErr w:type="spellEnd"/>
-            <w:r>
-              <w:t xml:space="preserve"> </w:t>
-            </w:r>
-            <w:proofErr w:type="spellStart"/>
-            <w:r>
-              <w:t>va</w:t>
-            </w:r>
-            <w:proofErr w:type="spellEnd"/>
-            <w:r>
-              <w:t xml:space="preserve"> </w:t>
-            </w:r>
-            <w:proofErr w:type="spellStart"/>
-            <w:r>
-              <w:t>raqami</w:t>
-            </w:r>
-            <w:proofErr w:type="spellEnd"/>
-            <w:r>
-              <w:t>:</w:t>
-            </w:r>
-            <w:r>
-              <w:t xml:space="preserve"> </w:t>
+            <w:r>
+              <w:t xml:space="preserve">{{resp_passport}}</w:t>
             </w:r>
           </w:p>
         </w:tc>
@@ -1783,12 +1585,14 @@
             <w:r>
               <w:t>:</w:t>
             </w:r>
+            <w:r>
+              <w:t xml:space="preserve"> {{resp_phone}}</w:t>
+            </w:r>
           </w:p>
         </w:tc>
         <w:tc>
           <w:tcPr>
             <w:tcW w:w="4482" w:type="dxa"/>
-            <w:gridSpan w:val="2"/>
           </w:tcPr>
           <w:p>
             <w:pPr>
@@ -1811,6 +1615,36 @@
             <w:r>
               <w:t>:</w:t>
             </w:r>
+            <w:r>
+              <w:t xml:space="preserve"> </w:t>
+            </w:r>
+            <w:r>
+              <w:t xml:space="preserve">{{resp_mobile}}</w:t>
+            </w:r>
+          </w:p>
+          <w:p>
+            <w:pPr>
+              <w:spacing w:before="40" w:after="80"/>
+              <w:jc w:val="both"/>
+            </w:pPr>
+          </w:p>
+          <w:p>
+            <w:pPr>
+              <w:spacing w:before="40" w:after="80"/>
+              <w:jc w:val="both"/>
+            </w:pPr>
+          </w:p>
+          <w:p>
+            <w:pPr>
+              <w:spacing w:before="40" w:after="80"/>
+              <w:jc w:val="both"/>
+            </w:pPr>
+          </w:p>
+          <w:p>
+            <w:pPr>
+              <w:spacing w:before="40" w:after="80"/>
+              <w:jc w:val="both"/>
+            </w:pPr>
           </w:p>
         </w:tc>
       </w:tr>
@@ -1830,7 +1664,6 @@
         <w:tc>
           <w:tcPr>
             <w:tcW w:w="4482" w:type="dxa"/>
-            <w:gridSpan w:val="2"/>
           </w:tcPr>
           <w:p>
             <w:pPr>
@@ -1958,7 +1791,6 @@
         <w:tc>
           <w:tcPr>
             <w:tcW w:w="4482" w:type="dxa"/>
-            <w:gridSpan w:val="2"/>
           </w:tcPr>
           <w:p>
             <w:pPr>
@@ -14715,7 +14547,7 @@
 </file>
 
 <file path=customXml/itemProps1.xml><?xml version="1.0" encoding="utf-8"?>
-<ds:datastoreItem xmlns:ds="http://schemas.openxmlformats.org/officeDocument/2006/customXml" ds:itemID="{C9A3A7E6-EABC-4B71-8AF0-E7BD9D3EA1F5}">
+<ds:datastoreItem xmlns:ds="http://schemas.openxmlformats.org/officeDocument/2006/customXml" ds:itemID="{FD3858D8-FA5B-4B25-900A-3AD18B7DBA8E}">
   <ds:schemaRefs>
     <ds:schemaRef ds:uri="http://schemas.openxmlformats.org/officeDocument/2006/bibliography"/>
   </ds:schemaRefs>

--- a/src/lib/documents/templates/iio2_royxat.docx
+++ b/src/lib/documents/templates/iio2_royxat.docx
@@ -2,70 +2,9 @@
 <file path=word/document.xml><?xml version="1.0" encoding="utf-8"?>
 <w:document xmlns:wpc="http://schemas.microsoft.com/office/word/2010/wordprocessingCanvas" xmlns:mc="http://schemas.openxmlformats.org/markup-compatibility/2006" xmlns:o="urn:schemas-microsoft-com:office:office" xmlns:r="http://schemas.openxmlformats.org/officeDocument/2006/relationships" xmlns:m="http://schemas.openxmlformats.org/officeDocument/2006/math" xmlns:v="urn:schemas-microsoft-com:vml" xmlns:wp14="http://schemas.microsoft.com/office/word/2010/wordprocessingDrawing" xmlns:wp="http://schemas.openxmlformats.org/drawingml/2006/wordprocessingDrawing" xmlns:w10="urn:schemas-microsoft-com:office:word" xmlns:w="http://schemas.openxmlformats.org/wordprocessingml/2006/main" xmlns:w14="http://schemas.microsoft.com/office/word/2010/wordml" xmlns:w15="http://schemas.microsoft.com/office/word/2012/wordml" xmlns:wpg="http://schemas.microsoft.com/office/word/2010/wordprocessingGroup" xmlns:wpi="http://schemas.microsoft.com/office/word/2010/wordprocessingInk" xmlns:wne="http://schemas.microsoft.com/office/word/2006/wordml" xmlns:wps="http://schemas.microsoft.com/office/word/2010/wordprocessingShape" mc:Ignorable="w14 w15 wp14">
   <w:body>
-    <w:p>
-      <w:pPr>
-        <w:jc w:val="right"/>
-      </w:pPr>
-      <w:r>
-        <w:rPr>
-          <w:noProof/>
-          <w:lang w:val="ru-RU" w:eastAsia="ru-RU"/>
-        </w:rPr>
-        <w:drawing>
-          <wp:anchor distT="0" distB="0" distL="114300" distR="114300" simplePos="0" relativeHeight="251659264" behindDoc="1" locked="0" layoutInCell="1" allowOverlap="1" wp14:anchorId="67EA0451" wp14:editId="17B489D8">
-            <wp:simplePos x="0" y="0"/>
-            <wp:positionH relativeFrom="page">
-              <wp:posOffset>-6350</wp:posOffset>
-            </wp:positionH>
-            <wp:positionV relativeFrom="paragraph">
-              <wp:posOffset>-916452</wp:posOffset>
-            </wp:positionV>
-            <wp:extent cx="7865486" cy="1874520"/>
-            <wp:effectExtent l="0" t="0" r="2540" b="0"/>
-            <wp:wrapNone/>
-            <wp:docPr id="2" name="Рисунок 2"/>
-            <wp:cNvGraphicFramePr>
-              <a:graphicFrameLocks xmlns:a="http://schemas.openxmlformats.org/drawingml/2006/main" noChangeAspect="1"/>
-            </wp:cNvGraphicFramePr>
-            <a:graphic xmlns:a="http://schemas.openxmlformats.org/drawingml/2006/main">
-              <a:graphicData uri="http://schemas.openxmlformats.org/drawingml/2006/picture">
-                <pic:pic xmlns:pic="http://schemas.openxmlformats.org/drawingml/2006/picture">
-                  <pic:nvPicPr>
-                    <pic:cNvPr id="1" name=""/>
-                    <pic:cNvPicPr/>
-                  </pic:nvPicPr>
-                  <pic:blipFill>
-                    <a:blip r:embed="rId6" cstate="print">
-                      <a:extLst>
-                        <a:ext uri="{28A0092B-C50C-407E-A947-70E740481C1C}">
-                          <a14:useLocalDpi xmlns:a14="http://schemas.microsoft.com/office/drawing/2010/main" val="0"/>
-                        </a:ext>
-                      </a:extLst>
-                    </a:blip>
-                    <a:stretch>
-                      <a:fillRect/>
-                    </a:stretch>
-                  </pic:blipFill>
-                  <pic:spPr>
-                    <a:xfrm>
-                      <a:off x="0" y="0"/>
-                      <a:ext cx="7865486" cy="1874520"/>
-                    </a:xfrm>
-                    <a:prstGeom prst="rect">
-                      <a:avLst/>
-                    </a:prstGeom>
-                  </pic:spPr>
-                </pic:pic>
-              </a:graphicData>
-            </a:graphic>
-          </wp:anchor>
-        </w:drawing>
-      </w:r>
-    </w:p>
     <w:tbl>
       <w:tblPr>
         <w:tblStyle w:val="aff0"/>
-        <w:tblpPr w:leftFromText="180" w:rightFromText="180" w:vertAnchor="page" w:horzAnchor="margin" w:tblpY="3383"/>
         <w:tblW w:w="9493" w:type="dxa"/>
         <w:tblBorders>
           <w:top w:val="none" w:sz="0" w:space="0" w:color="auto"/>
@@ -1847,13 +1786,72 @@
       </w:pPr>
     </w:p>
     <w:sectPr>
+      <w:headerReference w:type="first" r:id="rIdBanner"/>
       <w:pgSz w:w="11909" w:h="16834"/>
-      <w:pgMar w:top="1440" w:right="1440" w:bottom="1440" w:left="1440" w:header="720" w:footer="720" w:gutter="0"/>
+      <w:pgMar w:top="1440" w:right="1440" w:bottom="1440" w:left="1440" w:header="0" w:footer="720" w:gutter="0"/>
       <w:cols w:space="720"/>
+      <w:titlePg/>
       <w:docGrid w:linePitch="360"/>
     </w:sectPr>
   </w:body>
 </w:document>
+</file>
+
+<file path=word/header1.xml><?xml version="1.0" encoding="utf-8"?>
+<w:hdr xmlns:w="http://schemas.openxmlformats.org/wordprocessingml/2006/main" xmlns:r="http://schemas.openxmlformats.org/officeDocument/2006/relationships" xmlns:wp="http://schemas.openxmlformats.org/drawingml/2006/wordprocessingDrawing">
+  <w:p>
+    <w:pPr>
+      <w:spacing w:before="0" w:after="120" w:line="240" w:lineRule="auto"/>
+      <w:ind w:left="-1440" w:right="-1440"/>
+    </w:pPr>
+    <w:r>
+      <w:rPr>
+        <w:noProof/>
+      </w:rPr>
+      <w:drawing>
+        <wp:inline distT="0" distB="0" distL="0" distR="0">
+          <wp:extent cx="7562215" cy="1799854"/>
+          <wp:effectExtent l="0" t="0" r="0" b="0"/>
+          <wp:docPr id="1" name="Banner"/>
+          <wp:cNvGraphicFramePr>
+            <a:graphicFrameLocks xmlns:a="http://schemas.openxmlformats.org/drawingml/2006/main" noChangeAspect="1"/>
+          </wp:cNvGraphicFramePr>
+          <a:graphic xmlns:a="http://schemas.openxmlformats.org/drawingml/2006/main">
+            <a:graphicData uri="http://schemas.openxmlformats.org/drawingml/2006/picture">
+              <pic:pic xmlns:pic="http://schemas.openxmlformats.org/drawingml/2006/picture">
+                <pic:nvPicPr>
+                  <pic:cNvPr id="1" name=""/>
+                  <pic:cNvPicPr/>
+                </pic:nvPicPr>
+                <pic:blipFill>
+                  <a:blip r:embed="rId1" cstate="print">
+                    <a:extLst>
+                      <a:ext uri="{28A0092B-C50C-407E-A947-70E740481C1C}">
+                        <a14:useLocalDpi xmlns:a14="http://schemas.microsoft.com/office/drawing/2010/main" val="0"/>
+                      </a:ext>
+                    </a:extLst>
+                  </a:blip>
+                  <a:stretch>
+                    <a:fillRect/>
+                  </a:stretch>
+                </pic:blipFill>
+                <pic:spPr>
+                  <a:xfrm>
+                    <a:off x="0" y="0"/>
+                    <a:ext cx="7562215" cy="1799854"/>
+                  </a:xfrm>
+                  <a:prstGeom prst="rect">
+                    <a:avLst/>
+                  </a:prstGeom>
+                </pic:spPr>
+              </pic:pic>
+            </a:graphicData>
+          </a:graphic>
+        </wp:inline>
+      </w:drawing>
+    </w:r>
+  </w:p>
+</w:hdr>
 </file>
 
 <file path=word/numbering.xml><?xml version="1.0" encoding="utf-8"?>
